--- a/kit/Calibre_Rate_Card.docx
+++ b/kit/Calibre_Rate_Card.docx
@@ -4,7 +4,7 @@
   <w:body>
     <w:p>
       <w:pPr>
-        <w:spacing w:after="280" w:before="0" w:line="300"/>
+        <w:spacing w:after="280" w:before="0" w:line="300" w:lineRule="auto"/>
       </w:pPr>
       <w:r>
         <w:rPr>
@@ -34,7 +34,7 @@
         <w:pBdr>
           <w:left w:val="single" w:color="265147" w:sz="18" w:space="8"/>
         </w:pBdr>
-        <w:spacing w:after="220" w:before="0" w:line="300"/>
+        <w:spacing w:after="220" w:before="0" w:line="300" w:lineRule="auto"/>
         <w:ind w:left="170"/>
       </w:pPr>
       <w:r>
@@ -53,7 +53,7 @@
     </w:p>
     <w:p>
       <w:pPr>
-        <w:spacing w:after="180" w:before="0" w:line="276"/>
+        <w:spacing w:after="180" w:before="0" w:line="276" w:lineRule="auto"/>
       </w:pPr>
       <w:r>
         <w:rPr>
@@ -67,7 +67,7 @@
     </w:p>
     <w:p>
       <w:pPr>
-        <w:spacing w:after="240" w:before="0" w:line="330"/>
+        <w:spacing w:after="240" w:before="0" w:line="330" w:lineRule="auto"/>
       </w:pPr>
       <w:r>
         <w:rPr>
@@ -117,7 +117,7 @@
           </w:tcPr>
           <w:p>
             <w:pPr>
-              <w:spacing w:after="0" w:before="0" w:line="264"/>
+              <w:spacing w:after="0" w:before="0" w:line="264" w:lineRule="auto"/>
             </w:pPr>
             <w:r>
               <w:rPr>
@@ -150,7 +150,7 @@
           </w:tcPr>
           <w:p>
             <w:pPr>
-              <w:spacing w:after="0" w:before="0" w:line="264"/>
+              <w:spacing w:after="0" w:before="0" w:line="264" w:lineRule="auto"/>
             </w:pPr>
             <w:r>
               <w:rPr>
@@ -186,7 +186,7 @@
           </w:tcPr>
           <w:p>
             <w:pPr>
-              <w:spacing w:after="0" w:before="0" w:line="264"/>
+              <w:spacing w:after="0" w:before="0" w:line="264" w:lineRule="auto"/>
             </w:pPr>
             <w:r>
               <w:rPr>
@@ -219,7 +219,7 @@
           </w:tcPr>
           <w:p>
             <w:pPr>
-              <w:spacing w:after="0" w:before="0" w:line="264"/>
+              <w:spacing w:after="0" w:before="0" w:line="264" w:lineRule="auto"/>
             </w:pPr>
             <w:r>
               <w:rPr>
@@ -255,7 +255,7 @@
           </w:tcPr>
           <w:p>
             <w:pPr>
-              <w:spacing w:after="0" w:before="0" w:line="264"/>
+              <w:spacing w:after="0" w:before="0" w:line="264" w:lineRule="auto"/>
             </w:pPr>
             <w:r>
               <w:rPr>
@@ -288,7 +288,7 @@
           </w:tcPr>
           <w:p>
             <w:pPr>
-              <w:spacing w:after="0" w:before="0" w:line="264"/>
+              <w:spacing w:after="0" w:before="0" w:line="264" w:lineRule="auto"/>
             </w:pPr>
             <w:r>
               <w:rPr>
@@ -324,7 +324,7 @@
           </w:tcPr>
           <w:p>
             <w:pPr>
-              <w:spacing w:after="0" w:before="0" w:line="264"/>
+              <w:spacing w:after="0" w:before="0" w:line="264" w:lineRule="auto"/>
             </w:pPr>
             <w:r>
               <w:rPr>
@@ -357,7 +357,7 @@
           </w:tcPr>
           <w:p>
             <w:pPr>
-              <w:spacing w:after="0" w:before="0" w:line="264"/>
+              <w:spacing w:after="0" w:before="0" w:line="264" w:lineRule="auto"/>
             </w:pPr>
             <w:r>
               <w:rPr>
@@ -393,7 +393,7 @@
           </w:tcPr>
           <w:p>
             <w:pPr>
-              <w:spacing w:after="0" w:before="0" w:line="264"/>
+              <w:spacing w:after="0" w:before="0" w:line="264" w:lineRule="auto"/>
             </w:pPr>
             <w:r>
               <w:rPr>
@@ -426,7 +426,7 @@
           </w:tcPr>
           <w:p>
             <w:pPr>
-              <w:spacing w:after="0" w:before="0" w:line="264"/>
+              <w:spacing w:after="0" w:before="0" w:line="264" w:lineRule="auto"/>
             </w:pPr>
             <w:r>
               <w:rPr>
@@ -462,7 +462,7 @@
           </w:tcPr>
           <w:p>
             <w:pPr>
-              <w:spacing w:after="0" w:before="0" w:line="264"/>
+              <w:spacing w:after="0" w:before="0" w:line="264" w:lineRule="auto"/>
             </w:pPr>
             <w:r>
               <w:rPr>
@@ -495,7 +495,7 @@
           </w:tcPr>
           <w:p>
             <w:pPr>
-              <w:spacing w:after="0" w:before="0" w:line="264"/>
+              <w:spacing w:after="0" w:before="0" w:line="264" w:lineRule="auto"/>
             </w:pPr>
             <w:r>
               <w:rPr>
@@ -531,7 +531,7 @@
           </w:tcPr>
           <w:p>
             <w:pPr>
-              <w:spacing w:after="0" w:before="0" w:line="264"/>
+              <w:spacing w:after="0" w:before="0" w:line="264" w:lineRule="auto"/>
             </w:pPr>
             <w:r>
               <w:rPr>
@@ -564,7 +564,7 @@
           </w:tcPr>
           <w:p>
             <w:pPr>
-              <w:spacing w:after="0" w:before="0" w:line="264"/>
+              <w:spacing w:after="0" w:before="0" w:line="264" w:lineRule="auto"/>
             </w:pPr>
             <w:r>
               <w:rPr>
@@ -600,7 +600,7 @@
           </w:tcPr>
           <w:p>
             <w:pPr>
-              <w:spacing w:after="0" w:before="0" w:line="264"/>
+              <w:spacing w:after="0" w:before="0" w:line="264" w:lineRule="auto"/>
             </w:pPr>
             <w:r>
               <w:rPr>
@@ -633,7 +633,7 @@
           </w:tcPr>
           <w:p>
             <w:pPr>
-              <w:spacing w:after="0" w:before="0" w:line="264"/>
+              <w:spacing w:after="0" w:before="0" w:line="264" w:lineRule="auto"/>
             </w:pPr>
             <w:r>
               <w:rPr>
@@ -650,7 +650,7 @@
     </w:tbl>
     <w:p>
       <w:pPr>
-        <w:spacing w:after="0" w:before="0" w:line="160"/>
+        <w:spacing w:after="0" w:before="0" w:line="160" w:lineRule="auto"/>
       </w:pPr>
       <w:r>
         <w:rPr>
@@ -665,7 +665,7 @@
     <w:p>
       <w:pPr>
         <w:keepNext/>
-        <w:spacing w:after="30" w:before="200" w:line="300"/>
+        <w:spacing w:after="30" w:before="200" w:line="300" w:lineRule="auto"/>
       </w:pPr>
       <w:r>
         <w:rPr>
@@ -706,7 +706,7 @@
           <w:ilvl w:val="0"/>
           <w:numId w:val="2"/>
         </w:numPr>
-        <w:spacing w:after="30" w:before="0" w:line="300"/>
+        <w:spacing w:after="30" w:before="0" w:line="300" w:lineRule="auto"/>
       </w:pPr>
       <w:r>
         <w:rPr>
@@ -725,7 +725,7 @@
           <w:ilvl w:val="0"/>
           <w:numId w:val="2"/>
         </w:numPr>
-        <w:spacing w:after="30" w:before="0" w:line="300"/>
+        <w:spacing w:after="30" w:before="0" w:line="300" w:lineRule="auto"/>
       </w:pPr>
       <w:r>
         <w:rPr>
@@ -744,7 +744,7 @@
           <w:ilvl w:val="0"/>
           <w:numId w:val="2"/>
         </w:numPr>
-        <w:spacing w:after="30" w:before="0" w:line="300"/>
+        <w:spacing w:after="30" w:before="0" w:line="300" w:lineRule="auto"/>
       </w:pPr>
       <w:r>
         <w:rPr>
@@ -763,7 +763,7 @@
           <w:ilvl w:val="0"/>
           <w:numId w:val="2"/>
         </w:numPr>
-        <w:spacing w:after="30" w:before="0" w:line="300"/>
+        <w:spacing w:after="30" w:before="0" w:line="300" w:lineRule="auto"/>
       </w:pPr>
       <w:r>
         <w:rPr>
@@ -782,7 +782,7 @@
           <w:ilvl w:val="0"/>
           <w:numId w:val="2"/>
         </w:numPr>
-        <w:spacing w:after="30" w:before="0" w:line="300"/>
+        <w:spacing w:after="30" w:before="0" w:line="300" w:lineRule="auto"/>
       </w:pPr>
       <w:r>
         <w:rPr>
@@ -801,7 +801,7 @@
           <w:ilvl w:val="0"/>
           <w:numId w:val="2"/>
         </w:numPr>
-        <w:spacing w:after="30" w:before="0" w:line="300"/>
+        <w:spacing w:after="30" w:before="0" w:line="300" w:lineRule="auto"/>
       </w:pPr>
       <w:r>
         <w:rPr>
@@ -820,7 +820,7 @@
           <w:ilvl w:val="0"/>
           <w:numId w:val="2"/>
         </w:numPr>
-        <w:spacing w:after="30" w:before="0" w:line="300"/>
+        <w:spacing w:after="30" w:before="0" w:line="300" w:lineRule="auto"/>
       </w:pPr>
       <w:r>
         <w:rPr>
@@ -839,7 +839,7 @@
           <w:ilvl w:val="0"/>
           <w:numId w:val="2"/>
         </w:numPr>
-        <w:spacing w:after="30" w:before="0" w:line="300"/>
+        <w:spacing w:after="30" w:before="0" w:line="300" w:lineRule="auto"/>
       </w:pPr>
       <w:r>
         <w:rPr>
@@ -854,7 +854,7 @@
     <w:p>
       <w:pPr>
         <w:keepNext/>
-        <w:spacing w:after="30" w:before="200" w:line="300"/>
+        <w:spacing w:after="30" w:before="200" w:line="300" w:lineRule="auto"/>
       </w:pPr>
       <w:r>
         <w:rPr>
@@ -928,7 +928,7 @@
           </w:tcPr>
           <w:p>
             <w:pPr>
-              <w:spacing w:after="0" w:before="0" w:line="264"/>
+              <w:spacing w:after="0" w:before="0" w:line="264" w:lineRule="auto"/>
             </w:pPr>
             <w:r>
               <w:rPr>
@@ -964,7 +964,7 @@
           </w:tcPr>
           <w:p>
             <w:pPr>
-              <w:spacing w:after="0" w:before="0" w:line="264"/>
+              <w:spacing w:after="0" w:before="0" w:line="264" w:lineRule="auto"/>
             </w:pPr>
             <w:r>
               <w:rPr>
@@ -1004,7 +1004,7 @@
           </w:tcPr>
           <w:p>
             <w:pPr>
-              <w:spacing w:after="0" w:before="0" w:line="264"/>
+              <w:spacing w:after="0" w:before="0" w:line="264" w:lineRule="auto"/>
             </w:pPr>
             <w:r>
               <w:rPr>
@@ -1037,7 +1037,7 @@
           </w:tcPr>
           <w:p>
             <w:pPr>
-              <w:spacing w:after="0" w:before="0" w:line="264"/>
+              <w:spacing w:after="0" w:before="0" w:line="264" w:lineRule="auto"/>
             </w:pPr>
             <w:r>
               <w:rPr>
@@ -1073,7 +1073,7 @@
           </w:tcPr>
           <w:p>
             <w:pPr>
-              <w:spacing w:after="0" w:before="0" w:line="264"/>
+              <w:spacing w:after="0" w:before="0" w:line="264" w:lineRule="auto"/>
             </w:pPr>
             <w:r>
               <w:rPr>
@@ -1106,7 +1106,7 @@
           </w:tcPr>
           <w:p>
             <w:pPr>
-              <w:spacing w:after="0" w:before="0" w:line="264"/>
+              <w:spacing w:after="0" w:before="0" w:line="264" w:lineRule="auto"/>
             </w:pPr>
             <w:r>
               <w:rPr>
@@ -1142,7 +1142,7 @@
           </w:tcPr>
           <w:p>
             <w:pPr>
-              <w:spacing w:after="0" w:before="0" w:line="264"/>
+              <w:spacing w:after="0" w:before="0" w:line="264" w:lineRule="auto"/>
             </w:pPr>
             <w:r>
               <w:rPr>
@@ -1175,7 +1175,7 @@
           </w:tcPr>
           <w:p>
             <w:pPr>
-              <w:spacing w:after="0" w:before="0" w:line="264"/>
+              <w:spacing w:after="0" w:before="0" w:line="264" w:lineRule="auto"/>
             </w:pPr>
             <w:r>
               <w:rPr>
@@ -1211,7 +1211,7 @@
           </w:tcPr>
           <w:p>
             <w:pPr>
-              <w:spacing w:after="0" w:before="0" w:line="264"/>
+              <w:spacing w:after="0" w:before="0" w:line="264" w:lineRule="auto"/>
             </w:pPr>
             <w:r>
               <w:rPr>
@@ -1244,7 +1244,7 @@
           </w:tcPr>
           <w:p>
             <w:pPr>
-              <w:spacing w:after="0" w:before="0" w:line="264"/>
+              <w:spacing w:after="0" w:before="0" w:line="264" w:lineRule="auto"/>
             </w:pPr>
             <w:r>
               <w:rPr>
@@ -1280,7 +1280,7 @@
           </w:tcPr>
           <w:p>
             <w:pPr>
-              <w:spacing w:after="0" w:before="0" w:line="264"/>
+              <w:spacing w:after="0" w:before="0" w:line="264" w:lineRule="auto"/>
             </w:pPr>
             <w:r>
               <w:rPr>
@@ -1313,7 +1313,7 @@
           </w:tcPr>
           <w:p>
             <w:pPr>
-              <w:spacing w:after="0" w:before="0" w:line="264"/>
+              <w:spacing w:after="0" w:before="0" w:line="264" w:lineRule="auto"/>
             </w:pPr>
             <w:r>
               <w:rPr>
@@ -1349,7 +1349,7 @@
           </w:tcPr>
           <w:p>
             <w:pPr>
-              <w:spacing w:after="0" w:before="0" w:line="264"/>
+              <w:spacing w:after="0" w:before="0" w:line="264" w:lineRule="auto"/>
             </w:pPr>
             <w:r>
               <w:rPr>
@@ -1382,7 +1382,7 @@
           </w:tcPr>
           <w:p>
             <w:pPr>
-              <w:spacing w:after="0" w:before="0" w:line="264"/>
+              <w:spacing w:after="0" w:before="0" w:line="264" w:lineRule="auto"/>
             </w:pPr>
             <w:r>
               <w:rPr>
@@ -1418,7 +1418,7 @@
           </w:tcPr>
           <w:p>
             <w:pPr>
-              <w:spacing w:after="0" w:before="0" w:line="264"/>
+              <w:spacing w:after="0" w:before="0" w:line="264" w:lineRule="auto"/>
             </w:pPr>
             <w:r>
               <w:rPr>
@@ -1451,7 +1451,7 @@
           </w:tcPr>
           <w:p>
             <w:pPr>
-              <w:spacing w:after="0" w:before="0" w:line="264"/>
+              <w:spacing w:after="0" w:before="0" w:line="264" w:lineRule="auto"/>
             </w:pPr>
             <w:r>
               <w:rPr>
@@ -1468,7 +1468,7 @@
     </w:tbl>
     <w:p>
       <w:pPr>
-        <w:spacing w:after="0" w:before="0" w:line="160"/>
+        <w:spacing w:after="0" w:before="0" w:line="160" w:lineRule="auto"/>
       </w:pPr>
       <w:r>
         <w:rPr>
@@ -1483,7 +1483,7 @@
     <w:p>
       <w:pPr>
         <w:keepNext/>
-        <w:spacing w:after="30" w:before="200" w:line="300"/>
+        <w:spacing w:after="30" w:before="200" w:line="300" w:lineRule="auto"/>
       </w:pPr>
       <w:r>
         <w:rPr>
@@ -1524,7 +1524,7 @@
           <w:ilvl w:val="0"/>
           <w:numId w:val="2"/>
         </w:numPr>
-        <w:spacing w:after="30" w:before="0" w:line="300"/>
+        <w:spacing w:after="30" w:before="0" w:line="300" w:lineRule="auto"/>
       </w:pPr>
       <w:r>
         <w:rPr>
@@ -1543,7 +1543,7 @@
           <w:ilvl w:val="0"/>
           <w:numId w:val="2"/>
         </w:numPr>
-        <w:spacing w:after="30" w:before="0" w:line="300"/>
+        <w:spacing w:after="30" w:before="0" w:line="300" w:lineRule="auto"/>
       </w:pPr>
       <w:r>
         <w:rPr>
@@ -1562,7 +1562,7 @@
           <w:ilvl w:val="0"/>
           <w:numId w:val="2"/>
         </w:numPr>
-        <w:spacing w:after="30" w:before="0" w:line="300"/>
+        <w:spacing w:after="30" w:before="0" w:line="300" w:lineRule="auto"/>
       </w:pPr>
       <w:r>
         <w:rPr>
@@ -1581,7 +1581,7 @@
           <w:ilvl w:val="0"/>
           <w:numId w:val="2"/>
         </w:numPr>
-        <w:spacing w:after="30" w:before="0" w:line="300"/>
+        <w:spacing w:after="30" w:before="0" w:line="300" w:lineRule="auto"/>
       </w:pPr>
       <w:r>
         <w:rPr>
@@ -1600,7 +1600,7 @@
           <w:ilvl w:val="0"/>
           <w:numId w:val="2"/>
         </w:numPr>
-        <w:spacing w:after="30" w:before="0" w:line="300"/>
+        <w:spacing w:after="30" w:before="0" w:line="300" w:lineRule="auto"/>
       </w:pPr>
       <w:r>
         <w:rPr>
@@ -1615,7 +1615,7 @@
     <w:p>
       <w:pPr>
         <w:keepNext/>
-        <w:spacing w:after="30" w:before="200" w:line="300"/>
+        <w:spacing w:after="30" w:before="200" w:line="300" w:lineRule="auto"/>
       </w:pPr>
       <w:r>
         <w:rPr>
@@ -1687,7 +1687,7 @@
           </w:tcPr>
           <w:p>
             <w:pPr>
-              <w:spacing w:after="0" w:before="0" w:line="264"/>
+              <w:spacing w:after="0" w:before="0" w:line="264" w:lineRule="auto"/>
             </w:pPr>
             <w:r>
               <w:rPr>
@@ -1720,7 +1720,7 @@
           </w:tcPr>
           <w:p>
             <w:pPr>
-              <w:spacing w:after="0" w:before="0" w:line="264"/>
+              <w:spacing w:after="0" w:before="0" w:line="264" w:lineRule="auto"/>
             </w:pPr>
             <w:r>
               <w:rPr>
@@ -1756,7 +1756,7 @@
           </w:tcPr>
           <w:p>
             <w:pPr>
-              <w:spacing w:after="0" w:before="0" w:line="264"/>
+              <w:spacing w:after="0" w:before="0" w:line="264" w:lineRule="auto"/>
             </w:pPr>
             <w:r>
               <w:rPr>
@@ -1789,7 +1789,7 @@
           </w:tcPr>
           <w:p>
             <w:pPr>
-              <w:spacing w:after="0" w:before="0" w:line="264"/>
+              <w:spacing w:after="0" w:before="0" w:line="264" w:lineRule="auto"/>
             </w:pPr>
             <w:r>
               <w:rPr>
@@ -1825,7 +1825,7 @@
           </w:tcPr>
           <w:p>
             <w:pPr>
-              <w:spacing w:after="0" w:before="0" w:line="264"/>
+              <w:spacing w:after="0" w:before="0" w:line="264" w:lineRule="auto"/>
             </w:pPr>
             <w:r>
               <w:rPr>
@@ -1858,7 +1858,7 @@
           </w:tcPr>
           <w:p>
             <w:pPr>
-              <w:spacing w:after="0" w:before="0" w:line="264"/>
+              <w:spacing w:after="0" w:before="0" w:line="264" w:lineRule="auto"/>
             </w:pPr>
             <w:r>
               <w:rPr>
@@ -1894,7 +1894,7 @@
           </w:tcPr>
           <w:p>
             <w:pPr>
-              <w:spacing w:after="0" w:before="0" w:line="264"/>
+              <w:spacing w:after="0" w:before="0" w:line="264" w:lineRule="auto"/>
             </w:pPr>
             <w:r>
               <w:rPr>
@@ -1927,7 +1927,7 @@
           </w:tcPr>
           <w:p>
             <w:pPr>
-              <w:spacing w:after="0" w:before="0" w:line="264"/>
+              <w:spacing w:after="0" w:before="0" w:line="264" w:lineRule="auto"/>
             </w:pPr>
             <w:r>
               <w:rPr>
@@ -1963,7 +1963,7 @@
           </w:tcPr>
           <w:p>
             <w:pPr>
-              <w:spacing w:after="0" w:before="0" w:line="264"/>
+              <w:spacing w:after="0" w:before="0" w:line="264" w:lineRule="auto"/>
             </w:pPr>
             <w:r>
               <w:rPr>
@@ -1996,7 +1996,7 @@
           </w:tcPr>
           <w:p>
             <w:pPr>
-              <w:spacing w:after="0" w:before="0" w:line="264"/>
+              <w:spacing w:after="0" w:before="0" w:line="264" w:lineRule="auto"/>
             </w:pPr>
             <w:r>
               <w:rPr>
@@ -2032,7 +2032,7 @@
           </w:tcPr>
           <w:p>
             <w:pPr>
-              <w:spacing w:after="0" w:before="0" w:line="264"/>
+              <w:spacing w:after="0" w:before="0" w:line="264" w:lineRule="auto"/>
             </w:pPr>
             <w:r>
               <w:rPr>
@@ -2065,7 +2065,7 @@
           </w:tcPr>
           <w:p>
             <w:pPr>
-              <w:spacing w:after="0" w:before="0" w:line="264"/>
+              <w:spacing w:after="0" w:before="0" w:line="264" w:lineRule="auto"/>
             </w:pPr>
             <w:r>
               <w:rPr>
@@ -2101,7 +2101,7 @@
           </w:tcPr>
           <w:p>
             <w:pPr>
-              <w:spacing w:after="0" w:before="0" w:line="264"/>
+              <w:spacing w:after="0" w:before="0" w:line="264" w:lineRule="auto"/>
             </w:pPr>
             <w:r>
               <w:rPr>
@@ -2134,7 +2134,7 @@
           </w:tcPr>
           <w:p>
             <w:pPr>
-              <w:spacing w:after="0" w:before="0" w:line="264"/>
+              <w:spacing w:after="0" w:before="0" w:line="264" w:lineRule="auto"/>
             </w:pPr>
             <w:r>
               <w:rPr>
@@ -2170,7 +2170,7 @@
           </w:tcPr>
           <w:p>
             <w:pPr>
-              <w:spacing w:after="0" w:before="0" w:line="264"/>
+              <w:spacing w:after="0" w:before="0" w:line="264" w:lineRule="auto"/>
             </w:pPr>
             <w:r>
               <w:rPr>
@@ -2203,7 +2203,7 @@
           </w:tcPr>
           <w:p>
             <w:pPr>
-              <w:spacing w:after="0" w:before="0" w:line="264"/>
+              <w:spacing w:after="0" w:before="0" w:line="264" w:lineRule="auto"/>
             </w:pPr>
             <w:r>
               <w:rPr>
@@ -2220,7 +2220,7 @@
     </w:tbl>
     <w:p>
       <w:pPr>
-        <w:spacing w:after="0" w:before="0" w:line="160"/>
+        <w:spacing w:after="0" w:before="0" w:line="160" w:lineRule="auto"/>
       </w:pPr>
       <w:r>
         <w:rPr>
@@ -2239,7 +2239,7 @@
           <w:left w:val="single" w:color="265147" w:sz="24" w:space="10"/>
         </w:pBdr>
         <w:shd w:fill="D5E3DE" w:color="auto" w:val="clear"/>
-        <w:spacing w:after="0" w:before="160" w:line="280"/>
+        <w:spacing w:after="0" w:before="160" w:line="280" w:lineRule="auto"/>
         <w:ind w:left="200" w:right="120"/>
       </w:pPr>
       <w:r>
@@ -2262,7 +2262,7 @@
           <w:left w:val="single" w:color="265147" w:sz="24" w:space="10"/>
         </w:pBdr>
         <w:shd w:fill="D5E3DE" w:color="auto" w:val="clear"/>
-        <w:spacing w:after="200" w:before="0" w:line="290"/>
+        <w:spacing w:after="200" w:before="0" w:line="290" w:lineRule="auto"/>
         <w:ind w:left="200" w:right="120"/>
       </w:pPr>
       <w:r>
@@ -2330,7 +2330,7 @@
       <w:pBdr>
         <w:top w:val="single" w:color="D5E3DE" w:sz="4" w:space="6"/>
       </w:pBdr>
-      <w:spacing w:after="0" w:before="0" w:line="300"/>
+      <w:spacing w:after="0" w:before="0" w:line="300" w:lineRule="auto"/>
     </w:pPr>
     <w:r>
       <w:rPr>

--- a/kit/Calibre_Rate_Card.docx
+++ b/kit/Calibre_Rate_Card.docx
@@ -159,7 +159,7 @@
                 <w:sz w:val="19"/>
                 <w:szCs w:val="19"/>
               </w:rPr>
-              <w:t xml:space="preserve">USD 5,500 fixed</w:t>
+              <w:t xml:space="preserve">USD 6,000 fixed</w:t>
             </w:r>
           </w:p>
         </w:tc>
